--- a/downloads/teacher/05 Materials/Unit 01/Slides/Slides 01.16 - Unit Price and Comparison Shopping.docx
+++ b/downloads/teacher/05 Materials/Unit 01/Slides/Slides 01.16 - Unit Price and Comparison Shopping.docx
@@ -17,416 +17,407 @@
         <w:pStyle w:val="FirstParagraph"/>
       </w:pPr>
       <w:r>
-        <w:t xml:space="preserve">Lesson 1.16, one day, 13 slides. All prices marked</w:t>
+        <w:t xml:space="preserve">Lesson 1.16, one day, 13 slides. All prices to be refreshed from the current circular before teaching.</w:t>
+      </w:r>
+    </w:p>
+    <w:p>
+      <w:pPr>
+        <w:pStyle w:val="Heading2"/>
+      </w:pPr>
+      <w:bookmarkStart w:id="21" w:name="slide-1-do-now"/>
+      <w:r>
+        <w:t xml:space="preserve">Slide 1: Do now</w:t>
+      </w:r>
+      <w:bookmarkEnd w:id="21"/>
+    </w:p>
+    <w:p>
+      <w:pPr>
+        <w:numPr>
+          <w:ilvl w:val="0"/>
+          <w:numId w:val="1001"/>
+        </w:numPr>
+        <w:pStyle w:val="Compact"/>
+      </w:pPr>
+      <w:r>
+        <w:t xml:space="preserve">A 16 oz box of pasta costs $1.29.</w:t>
+      </w:r>
+    </w:p>
+    <w:p>
+      <w:pPr>
+        <w:numPr>
+          <w:ilvl w:val="0"/>
+          <w:numId w:val="1001"/>
+        </w:numPr>
+        <w:pStyle w:val="Compact"/>
+      </w:pPr>
+      <w:r>
+        <w:t xml:space="preserve">A 12 oz box of a different brand costs $1.49.</w:t>
+      </w:r>
+    </w:p>
+    <w:p>
+      <w:pPr>
+        <w:numPr>
+          <w:ilvl w:val="0"/>
+          <w:numId w:val="1001"/>
+        </w:numPr>
+        <w:pStyle w:val="Compact"/>
+      </w:pPr>
+      <w:r>
+        <w:t xml:space="preserve">Which is the better buy? Show your thinking.</w:t>
       </w:r>
       <w:r>
         <w:t xml:space="preserve"> </w:t>
       </w:r>
       <w:r>
-        <w:rPr>
-          <w:rStyle w:val="TeacherNote"/>
-        </w:rPr>
-        <w:t xml:space="preserve">[update from this week’s circular].</w:t>
+        <w:t xml:space="preserve">Notes: Most pick $1.29 because the number is smaller. Ask: smaller because it is a better deal, or because there is less in the box? Here it is both. The next one is harder.</w:t>
       </w:r>
     </w:p>
     <w:p>
       <w:pPr>
         <w:pStyle w:val="Heading2"/>
       </w:pPr>
-      <w:bookmarkStart w:id="21" w:name="slide-1-do-now"/>
-      <w:r>
-        <w:t xml:space="preserve">Slide 1: Do now</w:t>
-      </w:r>
-      <w:bookmarkEnd w:id="21"/>
-    </w:p>
-    <w:p>
-      <w:pPr>
-        <w:numPr>
-          <w:ilvl w:val="0"/>
-          <w:numId w:val="1001"/>
-        </w:numPr>
-        <w:pStyle w:val="Compact"/>
-      </w:pPr>
-      <w:r>
-        <w:t xml:space="preserve">A 16 oz box of pasta costs $1.29.</w:t>
-      </w:r>
-    </w:p>
-    <w:p>
-      <w:pPr>
-        <w:numPr>
-          <w:ilvl w:val="0"/>
-          <w:numId w:val="1001"/>
-        </w:numPr>
-        <w:pStyle w:val="Compact"/>
-      </w:pPr>
-      <w:r>
-        <w:t xml:space="preserve">A 12 oz box of a different brand costs $1.49.</w:t>
-      </w:r>
-    </w:p>
-    <w:p>
-      <w:pPr>
-        <w:numPr>
-          <w:ilvl w:val="0"/>
-          <w:numId w:val="1001"/>
-        </w:numPr>
-        <w:pStyle w:val="Compact"/>
-      </w:pPr>
-      <w:r>
-        <w:t xml:space="preserve">Which is the better buy? Show your thinking.</w:t>
+      <w:bookmarkStart w:id="22" w:name="slide-2-now-this-one"/>
+      <w:r>
+        <w:t xml:space="preserve">Slide 2: Now this one</w:t>
+      </w:r>
+      <w:bookmarkEnd w:id="22"/>
+    </w:p>
+    <w:p>
+      <w:pPr>
+        <w:numPr>
+          <w:ilvl w:val="0"/>
+          <w:numId w:val="1002"/>
+        </w:numPr>
+        <w:pStyle w:val="Compact"/>
+      </w:pPr>
+      <w:r>
+        <w:t xml:space="preserve">24 oz jar of sauce: $2.29</w:t>
+      </w:r>
+    </w:p>
+    <w:p>
+      <w:pPr>
+        <w:numPr>
+          <w:ilvl w:val="0"/>
+          <w:numId w:val="1002"/>
+        </w:numPr>
+        <w:pStyle w:val="Compact"/>
+      </w:pPr>
+      <w:r>
+        <w:t xml:space="preserve">45 oz jar of the same sauce: $3.79</w:t>
+      </w:r>
+    </w:p>
+    <w:p>
+      <w:pPr>
+        <w:numPr>
+          <w:ilvl w:val="0"/>
+          <w:numId w:val="1002"/>
+        </w:numPr>
+        <w:pStyle w:val="Compact"/>
+      </w:pPr>
+      <w:r>
+        <w:t xml:space="preserve">The big one costs more. Is it the better buy?</w:t>
+      </w:r>
+    </w:p>
+    <w:p>
+      <w:pPr>
+        <w:numPr>
+          <w:ilvl w:val="0"/>
+          <w:numId w:val="1002"/>
+        </w:numPr>
+        <w:pStyle w:val="Compact"/>
+      </w:pPr>
+      <w:r>
+        <w:t xml:space="preserve">You cannot tell by looking.</w:t>
       </w:r>
       <w:r>
         <w:t xml:space="preserve"> </w:t>
       </w:r>
       <w:r>
-        <w:t xml:space="preserve">Notes: Most pick $1.29 because the number is smaller. Ask: smaller because it is a better deal, or because there is less in the box? Here it is both. The next one is harder.</w:t>
+        <w:t xml:space="preserve">Image: the two jars side by side with the prices.</w:t>
       </w:r>
     </w:p>
     <w:p>
       <w:pPr>
         <w:pStyle w:val="Heading2"/>
       </w:pPr>
-      <w:bookmarkStart w:id="22" w:name="slide-2-now-this-one"/>
-      <w:r>
-        <w:t xml:space="preserve">Slide 2: Now this one</w:t>
-      </w:r>
-      <w:bookmarkEnd w:id="22"/>
-    </w:p>
-    <w:p>
-      <w:pPr>
-        <w:numPr>
-          <w:ilvl w:val="0"/>
-          <w:numId w:val="1002"/>
-        </w:numPr>
-        <w:pStyle w:val="Compact"/>
-      </w:pPr>
-      <w:r>
-        <w:t xml:space="preserve">24 oz jar of sauce: $2.29</w:t>
-      </w:r>
-    </w:p>
-    <w:p>
-      <w:pPr>
-        <w:numPr>
-          <w:ilvl w:val="0"/>
-          <w:numId w:val="1002"/>
-        </w:numPr>
-        <w:pStyle w:val="Compact"/>
-      </w:pPr>
-      <w:r>
-        <w:t xml:space="preserve">45 oz jar of the same sauce: $3.79</w:t>
-      </w:r>
-    </w:p>
-    <w:p>
-      <w:pPr>
-        <w:numPr>
-          <w:ilvl w:val="0"/>
-          <w:numId w:val="1002"/>
-        </w:numPr>
-        <w:pStyle w:val="Compact"/>
-      </w:pPr>
-      <w:r>
-        <w:t xml:space="preserve">The big one costs more. Is it the better buy?</w:t>
-      </w:r>
-    </w:p>
-    <w:p>
-      <w:pPr>
-        <w:numPr>
-          <w:ilvl w:val="0"/>
-          <w:numId w:val="1002"/>
-        </w:numPr>
-        <w:pStyle w:val="Compact"/>
-      </w:pPr>
-      <w:r>
-        <w:t xml:space="preserve">You cannot tell by looking.</w:t>
+      <w:bookmarkStart w:id="23" w:name="slide-3-the-rule"/>
+      <w:r>
+        <w:t xml:space="preserve">Slide 3: The rule</w:t>
+      </w:r>
+      <w:bookmarkEnd w:id="23"/>
+    </w:p>
+    <w:p>
+      <w:pPr>
+        <w:numPr>
+          <w:ilvl w:val="0"/>
+          <w:numId w:val="1003"/>
+        </w:numPr>
+        <w:pStyle w:val="Compact"/>
+      </w:pPr>
+      <w:r>
+        <w:t xml:space="preserve">Unit price = price divided by quantity</w:t>
+      </w:r>
+    </w:p>
+    <w:p>
+      <w:pPr>
+        <w:numPr>
+          <w:ilvl w:val="0"/>
+          <w:numId w:val="1003"/>
+        </w:numPr>
+        <w:pStyle w:val="Compact"/>
+      </w:pPr>
+      <w:r>
+        <w:t xml:space="preserve">$2.29 divided by 24 oz = $0.095 per oz</w:t>
+      </w:r>
+    </w:p>
+    <w:p>
+      <w:pPr>
+        <w:numPr>
+          <w:ilvl w:val="0"/>
+          <w:numId w:val="1003"/>
+        </w:numPr>
+        <w:pStyle w:val="Compact"/>
+      </w:pPr>
+      <w:r>
+        <w:t xml:space="preserve">$3.79 divided by 45 oz = $0.084 per oz</w:t>
+      </w:r>
+    </w:p>
+    <w:p>
+      <w:pPr>
+        <w:numPr>
+          <w:ilvl w:val="0"/>
+          <w:numId w:val="1003"/>
+        </w:numPr>
+        <w:pStyle w:val="Compact"/>
+      </w:pPr>
+      <w:r>
+        <w:t xml:space="preserve">The 45 oz jar wins per ounce.</w:t>
+      </w:r>
+    </w:p>
+    <w:p>
+      <w:pPr>
+        <w:numPr>
+          <w:ilvl w:val="0"/>
+          <w:numId w:val="1003"/>
+        </w:numPr>
+        <w:pStyle w:val="Compact"/>
+      </w:pPr>
+      <w:r>
+        <w:t xml:space="preserve">Write the dollar sign on every answer. No dollar sign means you divided the wrong way.</w:t>
+      </w:r>
+    </w:p>
+    <w:p>
+      <w:pPr>
+        <w:pStyle w:val="Heading2"/>
+      </w:pPr>
+      <w:bookmarkStart w:id="24" w:name="slide-4-the-store-already-did-the-math"/>
+      <w:r>
+        <w:t xml:space="preserve">Slide 4: The store already did the math</w:t>
+      </w:r>
+      <w:bookmarkEnd w:id="24"/>
+    </w:p>
+    <w:p>
+      <w:pPr>
+        <w:numPr>
+          <w:ilvl w:val="0"/>
+          <w:numId w:val="1004"/>
+        </w:numPr>
+        <w:pStyle w:val="Compact"/>
+      </w:pPr>
+      <w:r>
+        <w:t xml:space="preserve">The shelf tag prints the unit price in small letters.</w:t>
+      </w:r>
+    </w:p>
+    <w:p>
+      <w:pPr>
+        <w:numPr>
+          <w:ilvl w:val="0"/>
+          <w:numId w:val="1004"/>
+        </w:numPr>
+        <w:pStyle w:val="Compact"/>
+      </w:pPr>
+      <w:r>
+        <w:t xml:space="preserve">The sale price is in big letters.</w:t>
+      </w:r>
+    </w:p>
+    <w:p>
+      <w:pPr>
+        <w:numPr>
+          <w:ilvl w:val="0"/>
+          <w:numId w:val="1004"/>
+        </w:numPr>
+        <w:pStyle w:val="Compact"/>
+      </w:pPr>
+      <w:r>
+        <w:t xml:space="preserve">Guess which one the store wants you to read.</w:t>
       </w:r>
       <w:r>
         <w:t xml:space="preserve"> </w:t>
       </w:r>
       <w:r>
-        <w:t xml:space="preserve">Image: the two jars side by side with the prices.</w:t>
+        <w:t xml:space="preserve">Image: a photo of a real supermarket shelf tag with the unit price circled.</w:t>
       </w:r>
     </w:p>
     <w:p>
       <w:pPr>
         <w:pStyle w:val="Heading2"/>
       </w:pPr>
-      <w:bookmarkStart w:id="23" w:name="slide-3-the-rule"/>
-      <w:r>
-        <w:t xml:space="preserve">Slide 3: The rule</w:t>
-      </w:r>
-      <w:bookmarkEnd w:id="23"/>
-    </w:p>
-    <w:p>
-      <w:pPr>
-        <w:numPr>
-          <w:ilvl w:val="0"/>
-          <w:numId w:val="1003"/>
-        </w:numPr>
-        <w:pStyle w:val="Compact"/>
-      </w:pPr>
-      <w:r>
-        <w:t xml:space="preserve">Unit price = price divided by quantity</w:t>
-      </w:r>
-    </w:p>
-    <w:p>
-      <w:pPr>
-        <w:numPr>
-          <w:ilvl w:val="0"/>
-          <w:numId w:val="1003"/>
-        </w:numPr>
-        <w:pStyle w:val="Compact"/>
-      </w:pPr>
-      <w:r>
-        <w:t xml:space="preserve">$2.29 divided by 24 oz = $0.095 per oz</w:t>
-      </w:r>
-    </w:p>
-    <w:p>
-      <w:pPr>
-        <w:numPr>
-          <w:ilvl w:val="0"/>
-          <w:numId w:val="1003"/>
-        </w:numPr>
-        <w:pStyle w:val="Compact"/>
-      </w:pPr>
-      <w:r>
-        <w:t xml:space="preserve">$3.79 divided by 45 oz = $0.084 per oz</w:t>
-      </w:r>
-    </w:p>
-    <w:p>
-      <w:pPr>
-        <w:numPr>
-          <w:ilvl w:val="0"/>
-          <w:numId w:val="1003"/>
-        </w:numPr>
-        <w:pStyle w:val="Compact"/>
-      </w:pPr>
-      <w:r>
-        <w:t xml:space="preserve">The 45 oz jar wins per ounce.</w:t>
-      </w:r>
-    </w:p>
-    <w:p>
-      <w:pPr>
-        <w:numPr>
-          <w:ilvl w:val="0"/>
-          <w:numId w:val="1003"/>
-        </w:numPr>
-        <w:pStyle w:val="Compact"/>
-      </w:pPr>
-      <w:r>
-        <w:t xml:space="preserve">Write the dollar sign on every answer. No dollar sign means you divided the wrong way.</w:t>
+      <w:bookmarkStart w:id="25" w:name="slide-5-units-have-to-match"/>
+      <w:r>
+        <w:t xml:space="preserve">Slide 5: Units have to match</w:t>
+      </w:r>
+      <w:bookmarkEnd w:id="25"/>
+    </w:p>
+    <w:p>
+      <w:pPr>
+        <w:numPr>
+          <w:ilvl w:val="0"/>
+          <w:numId w:val="1005"/>
+        </w:numPr>
+        <w:pStyle w:val="Compact"/>
+      </w:pPr>
+      <w:r>
+        <w:t xml:space="preserve">1 pound = 16 ounces</w:t>
+      </w:r>
+    </w:p>
+    <w:p>
+      <w:pPr>
+        <w:numPr>
+          <w:ilvl w:val="0"/>
+          <w:numId w:val="1005"/>
+        </w:numPr>
+        <w:pStyle w:val="Compact"/>
+      </w:pPr>
+      <w:r>
+        <w:t xml:space="preserve">$4.99 for a 2 lb bag = $4.99 for 32 oz = $0.156 per oz</w:t>
+      </w:r>
+    </w:p>
+    <w:p>
+      <w:pPr>
+        <w:numPr>
+          <w:ilvl w:val="0"/>
+          <w:numId w:val="1005"/>
+        </w:numPr>
+        <w:pStyle w:val="Compact"/>
+      </w:pPr>
+      <w:r>
+        <w:t xml:space="preserve">Never compare a per-pound price to a per-ounce price. Convert first.</w:t>
       </w:r>
     </w:p>
     <w:p>
       <w:pPr>
         <w:pStyle w:val="Heading2"/>
       </w:pPr>
-      <w:bookmarkStart w:id="24" w:name="slide-4-the-store-already-did-the-math"/>
-      <w:r>
-        <w:t xml:space="preserve">Slide 4: The store already did the math</w:t>
-      </w:r>
-      <w:bookmarkEnd w:id="24"/>
-    </w:p>
-    <w:p>
-      <w:pPr>
-        <w:numPr>
-          <w:ilvl w:val="0"/>
-          <w:numId w:val="1004"/>
-        </w:numPr>
-        <w:pStyle w:val="Compact"/>
-      </w:pPr>
-      <w:r>
-        <w:t xml:space="preserve">The shelf tag prints the unit price in small letters.</w:t>
-      </w:r>
-    </w:p>
-    <w:p>
-      <w:pPr>
-        <w:numPr>
-          <w:ilvl w:val="0"/>
-          <w:numId w:val="1004"/>
-        </w:numPr>
-        <w:pStyle w:val="Compact"/>
-      </w:pPr>
-      <w:r>
-        <w:t xml:space="preserve">The sale price is in big letters.</w:t>
-      </w:r>
-    </w:p>
-    <w:p>
-      <w:pPr>
-        <w:numPr>
-          <w:ilvl w:val="0"/>
-          <w:numId w:val="1004"/>
-        </w:numPr>
-        <w:pStyle w:val="Compact"/>
-      </w:pPr>
-      <w:r>
-        <w:t xml:space="preserve">Guess which one the store wants you to read.</w:t>
+      <w:bookmarkStart w:id="26" w:name="slide-6-store-brand-vs-name-brand"/>
+      <w:r>
+        <w:t xml:space="preserve">Slide 6: Store brand vs name brand</w:t>
+      </w:r>
+      <w:bookmarkEnd w:id="26"/>
+    </w:p>
+    <w:p>
+      <w:pPr>
+        <w:numPr>
+          <w:ilvl w:val="0"/>
+          <w:numId w:val="1006"/>
+        </w:numPr>
+        <w:pStyle w:val="Compact"/>
+      </w:pPr>
+      <w:r>
+        <w:t xml:space="preserve">Often made in the same factory with a different label.</w:t>
+      </w:r>
+    </w:p>
+    <w:p>
+      <w:pPr>
+        <w:numPr>
+          <w:ilvl w:val="0"/>
+          <w:numId w:val="1006"/>
+        </w:numPr>
+        <w:pStyle w:val="Compact"/>
+      </w:pPr>
+      <w:r>
+        <w:t xml:space="preserve">Usually 20 to 40 percent less.</w:t>
+      </w:r>
+    </w:p>
+    <w:p>
+      <w:pPr>
+        <w:numPr>
+          <w:ilvl w:val="0"/>
+          <w:numId w:val="1006"/>
+        </w:numPr>
+        <w:pStyle w:val="Compact"/>
+      </w:pPr>
+      <w:r>
+        <w:t xml:space="preserve">Thumb up if you think the store brand wins per ounce.</w:t>
       </w:r>
       <w:r>
         <w:t xml:space="preserve"> </w:t>
       </w:r>
       <w:r>
-        <w:t xml:space="preserve">Image: a photo of a real supermarket shelf tag with the unit price circled.</w:t>
+        <w:t xml:space="preserve">Image: a store-brand and a name-brand box of the same pasta.</w:t>
+      </w:r>
+      <w:r>
+        <w:t xml:space="preserve"> </w:t>
+      </w:r>
+      <w:r>
+        <w:t xml:space="preserve">Notes: Reveal with the real packages and the math.</w:t>
       </w:r>
     </w:p>
     <w:p>
       <w:pPr>
         <w:pStyle w:val="Heading2"/>
       </w:pPr>
-      <w:bookmarkStart w:id="25" w:name="slide-5-units-have-to-match"/>
-      <w:r>
-        <w:t xml:space="preserve">Slide 5: Units have to match</w:t>
-      </w:r>
-      <w:bookmarkEnd w:id="25"/>
-    </w:p>
-    <w:p>
-      <w:pPr>
-        <w:numPr>
-          <w:ilvl w:val="0"/>
-          <w:numId w:val="1005"/>
-        </w:numPr>
-        <w:pStyle w:val="Compact"/>
-      </w:pPr>
-      <w:r>
-        <w:t xml:space="preserve">1 pound = 16 ounces</w:t>
-      </w:r>
-    </w:p>
-    <w:p>
-      <w:pPr>
-        <w:numPr>
-          <w:ilvl w:val="0"/>
-          <w:numId w:val="1005"/>
-        </w:numPr>
-        <w:pStyle w:val="Compact"/>
-      </w:pPr>
-      <w:r>
-        <w:t xml:space="preserve">$4.99 for a 2 lb bag = $4.99 for 32 oz = $0.156 per oz</w:t>
-      </w:r>
-    </w:p>
-    <w:p>
-      <w:pPr>
-        <w:numPr>
-          <w:ilvl w:val="0"/>
-          <w:numId w:val="1005"/>
-        </w:numPr>
-        <w:pStyle w:val="Compact"/>
-      </w:pPr>
-      <w:r>
-        <w:t xml:space="preserve">Never compare a per-pound price to a per-ounce price. Convert first.</w:t>
+      <w:bookmarkStart w:id="27" w:name="slide-7-small-vs-bulk"/>
+      <w:r>
+        <w:t xml:space="preserve">Slide 7: Small vs bulk</w:t>
+      </w:r>
+      <w:bookmarkEnd w:id="27"/>
+    </w:p>
+    <w:p>
+      <w:pPr>
+        <w:numPr>
+          <w:ilvl w:val="0"/>
+          <w:numId w:val="1007"/>
+        </w:numPr>
+        <w:pStyle w:val="Compact"/>
+      </w:pPr>
+      <w:r>
+        <w:t xml:space="preserve">Bulk usually wins per ounce.</w:t>
+      </w:r>
+    </w:p>
+    <w:p>
+      <w:pPr>
+        <w:numPr>
+          <w:ilvl w:val="0"/>
+          <w:numId w:val="1007"/>
+        </w:numPr>
+        <w:pStyle w:val="Compact"/>
+      </w:pPr>
+      <w:r>
+        <w:t xml:space="preserve">Bulk only wins if you can use it before it spoils and have a place to keep it.</w:t>
+      </w:r>
+    </w:p>
+    <w:p>
+      <w:pPr>
+        <w:numPr>
+          <w:ilvl w:val="0"/>
+          <w:numId w:val="1007"/>
+        </w:numPr>
+        <w:pStyle w:val="Compact"/>
+      </w:pPr>
+      <w:r>
+        <w:t xml:space="preserve">Thumb up for the big bag.</w:t>
+      </w:r>
+      <w:r>
+        <w:t xml:space="preserve"> </w:t>
+      </w:r>
+      <w:r>
+        <w:t xml:space="preserve">Image: an 8 oz bag and a 2 lb bag of shredded cheese.</w:t>
       </w:r>
     </w:p>
     <w:p>
       <w:pPr>
         <w:pStyle w:val="Heading2"/>
       </w:pPr>
-      <w:bookmarkStart w:id="26" w:name="slide-6-store-brand-vs-name-brand"/>
-      <w:r>
-        <w:t xml:space="preserve">Slide 6: Store brand vs name brand</w:t>
-      </w:r>
-      <w:bookmarkEnd w:id="26"/>
-    </w:p>
-    <w:p>
-      <w:pPr>
-        <w:numPr>
-          <w:ilvl w:val="0"/>
-          <w:numId w:val="1006"/>
-        </w:numPr>
-        <w:pStyle w:val="Compact"/>
-      </w:pPr>
-      <w:r>
-        <w:t xml:space="preserve">Often made in the same factory with a different label.</w:t>
-      </w:r>
-    </w:p>
-    <w:p>
-      <w:pPr>
-        <w:numPr>
-          <w:ilvl w:val="0"/>
-          <w:numId w:val="1006"/>
-        </w:numPr>
-        <w:pStyle w:val="Compact"/>
-      </w:pPr>
-      <w:r>
-        <w:t xml:space="preserve">Usually 20 to 40 percent less.</w:t>
-      </w:r>
-    </w:p>
-    <w:p>
-      <w:pPr>
-        <w:numPr>
-          <w:ilvl w:val="0"/>
-          <w:numId w:val="1006"/>
-        </w:numPr>
-        <w:pStyle w:val="Compact"/>
-      </w:pPr>
-      <w:r>
-        <w:t xml:space="preserve">Thumb up if you think the store brand wins per ounce.</w:t>
-      </w:r>
-      <w:r>
-        <w:t xml:space="preserve"> </w:t>
-      </w:r>
-      <w:r>
-        <w:t xml:space="preserve">Image: a store-brand and a name-brand box of the same pasta.</w:t>
-      </w:r>
-      <w:r>
-        <w:t xml:space="preserve"> </w:t>
-      </w:r>
-      <w:r>
-        <w:t xml:space="preserve">Notes: Reveal with the real packages and the math.</w:t>
-      </w:r>
-    </w:p>
-    <w:p>
-      <w:pPr>
-        <w:pStyle w:val="Heading2"/>
-      </w:pPr>
-      <w:bookmarkStart w:id="27" w:name="slide-7-small-vs-bulk"/>
-      <w:r>
-        <w:t xml:space="preserve">Slide 7: Small vs bulk</w:t>
-      </w:r>
-      <w:bookmarkEnd w:id="27"/>
-    </w:p>
-    <w:p>
-      <w:pPr>
-        <w:numPr>
-          <w:ilvl w:val="0"/>
-          <w:numId w:val="1007"/>
-        </w:numPr>
-        <w:pStyle w:val="Compact"/>
-      </w:pPr>
-      <w:r>
-        <w:t xml:space="preserve">Bulk usually wins per ounce.</w:t>
-      </w:r>
-    </w:p>
-    <w:p>
-      <w:pPr>
-        <w:numPr>
-          <w:ilvl w:val="0"/>
-          <w:numId w:val="1007"/>
-        </w:numPr>
-        <w:pStyle w:val="Compact"/>
-      </w:pPr>
-      <w:r>
-        <w:t xml:space="preserve">Bulk only wins if you can use it before it spoils and have a place to keep it.</w:t>
-      </w:r>
-    </w:p>
-    <w:p>
-      <w:pPr>
-        <w:numPr>
-          <w:ilvl w:val="0"/>
-          <w:numId w:val="1007"/>
-        </w:numPr>
-        <w:pStyle w:val="Compact"/>
-      </w:pPr>
-      <w:r>
-        <w:t xml:space="preserve">Thumb up for the big bag.</w:t>
-      </w:r>
-      <w:r>
-        <w:t xml:space="preserve"> </w:t>
-      </w:r>
-      <w:r>
-        <w:t xml:space="preserve">Image: an 8 oz bag and a 2 lb bag of shredded cheese.</w:t>
-      </w:r>
-    </w:p>
-    <w:p>
-      <w:pPr>
-        <w:pStyle w:val="Heading2"/>
-      </w:pPr>
       <w:bookmarkStart w:id="28" w:name="slide-8-sales-tax-at-the-register"/>
       <w:r>
         <w:t xml:space="preserve">Slide 8: Sales tax at the register</w:t>
@@ -479,15 +470,6 @@
       </w:pPr>
       <w:r>
         <w:t xml:space="preserve">Our county: about 8.625 percent.</w:t>
-      </w:r>
-      <w:r>
-        <w:t xml:space="preserve"> </w:t>
-      </w:r>
-      <w:r>
-        <w:rPr>
-          <w:rStyle w:val="TeacherNote"/>
-        </w:rPr>
-        <w:t xml:space="preserve">[Sal: confirm the local rate]</w:t>
       </w:r>
     </w:p>
     <w:p>
